--- a/crates/office/templates/blank.docx
+++ b/crates/office/templates/blank.docx
@@ -3,8 +3,8 @@
 <w:document xmlns:wpc="http://schemas.microsoft.com/office/word/2010/wordprocessingCanvas" xmlns:mo="http://schemas.microsoft.com/office/mac/office/2008/main" xmlns:mc="http://schemas.openxmlformats.org/markup-compatibility/2006" xmlns:mv="urn:schemas-microsoft-com:mac:vml" xmlns:o="urn:schemas-microsoft-com:office:office" xmlns:r="http://schemas.openxmlformats.org/officeDocument/2006/relationships" xmlns:m="http://schemas.openxmlformats.org/officeDocument/2006/math" xmlns:v="urn:schemas-microsoft-com:vml" xmlns:wp14="http://schemas.microsoft.com/office/word/2010/wordprocessingDrawing" xmlns:wp="http://schemas.openxmlformats.org/drawingml/2006/wordprocessingDrawing" xmlns:w10="urn:schemas-microsoft-com:office:word" xmlns:w="http://schemas.openxmlformats.org/wordprocessingml/2006/main" xmlns:w14="http://schemas.microsoft.com/office/word/2010/wordml" xmlns:wpg="http://schemas.microsoft.com/office/word/2010/wordprocessingGroup" xmlns:wpi="http://schemas.microsoft.com/office/word/2010/wordprocessingInk" xmlns:wne="http://schemas.microsoft.com/office/word/2006/wordml" xmlns:wps="http://schemas.microsoft.com/office/word/2010/wordprocessingShape" mc:Ignorable="w14 wp14">
   <w:body>
     <w:sectPr>
-      <w:pgSz w:w="12240" w:h="15840"/>
-      <w:pgMar w:top="1440" w:right="1800" w:bottom="1440" w:left="1800" w:header="720" w:footer="720" w:gutter="0"/>
+      <w:pgSz w:w="11906" w:h="16838"/>
+      <w:pgMar w:top="1985" w:right="1701" w:bottom="1701" w:left="1701" w:header="851" w:footer="992" w:gutter="0"/>
       <w:cols w:space="720"/>
       <w:docGrid w:linePitch="360"/>
     </w:sectPr>
@@ -223,7 +223,7 @@
         <w:rFonts w:asciiTheme="minorHAnsi" w:eastAsiaTheme="minorEastAsia" w:hAnsiTheme="minorHAnsi" w:cstheme="minorBidi"/>
         <w:sz w:val="22"/>
         <w:szCs w:val="22"/>
-        <w:lang w:val="en-US" w:eastAsia="en-US" w:bidi="ar-SA"/>
+        <w:lang w:val="en-US" w:eastAsia="ja-JP" w:bidi="ar-SA"/>
       </w:rPr>
     </w:rPrDefault>
     <w:pPrDefault>
